--- a/TS-Kramam/TS-1.8/TS 1.8 Tamil Krama Paatam Corrections.docx
+++ b/TS-Kramam/TS-1.8/TS 1.8 Tamil Krama Paatam Corrections.docx
@@ -647,6 +647,548 @@
               </w:rPr>
               <w:t>|</w:t>
             </w:r>
+          </w:p>
+        </w:tc>
+      </w:tr>
+      <w:tr>
+        <w:trPr>
+          <w:trHeight w:val="918"/>
+        </w:trPr>
+        <w:tc>
+          <w:tcPr>
+            <w:tcW w:w="3906" w:type="dxa"/>
+          </w:tcPr>
+          <w:p>
+            <w:pPr>
+              <w:widowControl w:val="0"/>
+              <w:tabs>
+                <w:tab w:val="left" w:pos="993"/>
+              </w:tabs>
+              <w:autoSpaceDE w:val="0"/>
+              <w:autoSpaceDN w:val="0"/>
+              <w:adjustRightInd w:val="0"/>
+              <w:spacing w:before="0" w:line="240" w:lineRule="auto"/>
+              <w:rPr>
+                <w:rFonts w:eastAsia="Times New Roman" w:cs="Arial"/>
+                <w:b/>
+                <w:color w:val="EE0000"/>
+                <w:sz w:val="32"/>
+                <w:szCs w:val="32"/>
+                <w:lang w:val="en-IN" w:eastAsia="en-IN" w:bidi="ml-IN"/>
+              </w:rPr>
+            </w:pPr>
+            <w:r>
+              <w:rPr>
+                <w:rFonts w:eastAsia="Times New Roman" w:cs="Arial"/>
+                <w:b/>
+                <w:color w:val="EE0000"/>
+                <w:sz w:val="32"/>
+                <w:szCs w:val="32"/>
+                <w:lang w:val="en-IN" w:eastAsia="en-IN" w:bidi="ml-IN"/>
+              </w:rPr>
+              <w:t>T.S.1.8.3.1 - Kramam</w:t>
+            </w:r>
+          </w:p>
+          <w:p>
+            <w:pPr>
+              <w:widowControl w:val="0"/>
+              <w:autoSpaceDE w:val="0"/>
+              <w:autoSpaceDN w:val="0"/>
+              <w:adjustRightInd w:val="0"/>
+              <w:spacing w:before="0" w:line="240" w:lineRule="auto"/>
+              <w:rPr>
+                <w:rFonts w:cs="Arial"/>
+                <w:b/>
+                <w:bCs/>
+                <w:color w:val="EE0000"/>
+                <w:sz w:val="28"/>
+                <w:szCs w:val="36"/>
+                <w:lang w:val="en-IN" w:bidi="ml-IN"/>
+              </w:rPr>
+            </w:pPr>
+            <w:r>
+              <w:rPr>
+                <w:rFonts w:cs="Arial"/>
+                <w:b/>
+                <w:bCs/>
+                <w:color w:val="EE0000"/>
+                <w:sz w:val="28"/>
+                <w:szCs w:val="36"/>
+                <w:lang w:val="en-IN" w:bidi="ml-IN"/>
+              </w:rPr>
+              <w:t>Krama Vaakyam No. 22</w:t>
+            </w:r>
+          </w:p>
+          <w:p>
+            <w:pPr>
+              <w:widowControl w:val="0"/>
+              <w:tabs>
+                <w:tab w:val="left" w:pos="993"/>
+              </w:tabs>
+              <w:autoSpaceDE w:val="0"/>
+              <w:autoSpaceDN w:val="0"/>
+              <w:adjustRightInd w:val="0"/>
+              <w:spacing w:before="0" w:line="240" w:lineRule="auto"/>
+              <w:rPr>
+                <w:rFonts w:eastAsia="Times New Roman" w:cs="Arial"/>
+                <w:b/>
+                <w:color w:val="EE0000"/>
+                <w:sz w:val="32"/>
+                <w:szCs w:val="32"/>
+                <w:lang w:val="it-IT" w:eastAsia="en-IN" w:bidi="ml-IN"/>
+              </w:rPr>
+            </w:pPr>
+            <w:r>
+              <w:rPr>
+                <w:rFonts w:cs="Arial"/>
+                <w:b/>
+                <w:bCs/>
+                <w:color w:val="EE0000"/>
+                <w:sz w:val="28"/>
+                <w:szCs w:val="36"/>
+                <w:lang w:val="it-IT" w:bidi="ml-IN"/>
+              </w:rPr>
+              <w:t>Panchaati No. 4</w:t>
+            </w:r>
+          </w:p>
+        </w:tc>
+        <w:tc>
+          <w:tcPr>
+            <w:tcW w:w="4961" w:type="dxa"/>
+          </w:tcPr>
+          <w:p>
+            <w:pPr>
+              <w:widowControl w:val="0"/>
+              <w:autoSpaceDE w:val="0"/>
+              <w:autoSpaceDN w:val="0"/>
+              <w:adjustRightInd w:val="0"/>
+              <w:spacing w:before="0" w:line="240" w:lineRule="auto"/>
+              <w:rPr>
+                <w:rFonts w:ascii="BRH Malayalam Extra" w:hAnsi="BRH Malayalam Extra" w:cs="BRH Malayalam Extra"/>
+                <w:color w:val="EE0000"/>
+                <w:sz w:val="40"/>
+                <w:szCs w:val="40"/>
+                <w:lang w:val="it-IT"/>
+              </w:rPr>
+            </w:pPr>
+            <w:r>
+              <w:rPr>
+                <w:rFonts w:ascii="Latha" w:hAnsi="Latha" w:cs="Latha"/>
+                <w:sz w:val="28"/>
+                <w:szCs w:val="28"/>
+                <w:highlight w:val="yellow"/>
+                <w:cs/>
+                <w:lang w:bidi="ta-IN"/>
+              </w:rPr>
+              <w:t>ஸு</w:t>
+            </w:r>
+            <w:r>
+              <w:rPr>
+                <w:rFonts w:ascii="Latha" w:hAnsi="Latha" w:cs="Latha"/>
+                <w:sz w:val="28"/>
+                <w:szCs w:val="28"/>
+                <w:cs/>
+                <w:lang w:bidi="ta-IN"/>
+              </w:rPr>
+              <w:t xml:space="preserve"> ந</w:t>
+            </w:r>
+            <w:r>
+              <w:rPr>
+                <w:rFonts w:ascii="BRH Tamil Tab Extra" w:hAnsi="BRH Tamil Tab Extra" w:cs="Latha"/>
+                <w:b/>
+                <w:sz w:val="36"/>
+                <w:szCs w:val="28"/>
+                <w:lang w:bidi="ta-IN"/>
+              </w:rPr>
+              <w:t>†</w:t>
+            </w:r>
+            <w:r>
+              <w:rPr>
+                <w:rFonts w:ascii="Latha" w:hAnsi="Latha" w:cs="Latha"/>
+                <w:b/>
+                <w:bCs/>
+                <w:sz w:val="32"/>
+                <w:szCs w:val="32"/>
+                <w:cs/>
+                <w:lang w:bidi="ta-IN"/>
+              </w:rPr>
+              <w:t>:</w:t>
+            </w:r>
+            <w:r>
+              <w:rPr>
+                <w:rFonts w:ascii="Latha" w:hAnsi="Latha" w:cs="Latha"/>
+                <w:sz w:val="28"/>
+                <w:szCs w:val="28"/>
+                <w:cs/>
+                <w:lang w:bidi="ta-IN"/>
+              </w:rPr>
+              <w:t xml:space="preserve"> </w:t>
+            </w:r>
+            <w:r>
+              <w:rPr>
+                <w:rFonts w:ascii="Latha" w:hAnsi="Latha" w:cs="Latha"/>
+                <w:sz w:val="28"/>
+                <w:szCs w:val="28"/>
+                <w:lang w:bidi="ta-IN"/>
+              </w:rPr>
+              <w:t xml:space="preserve">| </w:t>
+            </w:r>
+            <w:r>
+              <w:rPr>
+                <w:rFonts w:ascii="Latha" w:hAnsi="Latha" w:cs="Latha"/>
+                <w:sz w:val="28"/>
+                <w:szCs w:val="28"/>
+                <w:cs/>
+                <w:lang w:bidi="ta-IN"/>
+              </w:rPr>
+              <w:t>ந</w:t>
+            </w:r>
+            <w:r>
+              <w:rPr>
+                <w:rFonts w:ascii="BRH Tamil Tab Extra" w:hAnsi="BRH Tamil Tab Extra" w:cs="Latha"/>
+                <w:b/>
+                <w:sz w:val="32"/>
+                <w:szCs w:val="28"/>
+                <w:lang w:bidi="ta-IN"/>
+              </w:rPr>
+              <w:t>…</w:t>
+            </w:r>
+            <w:r>
+              <w:rPr>
+                <w:rFonts w:ascii="Latha" w:hAnsi="Latha" w:cs="Latha"/>
+                <w:sz w:val="28"/>
+                <w:szCs w:val="28"/>
+                <w:lang w:bidi="ta-IN"/>
+              </w:rPr>
+              <w:t xml:space="preserve"> </w:t>
+            </w:r>
+            <w:r>
+              <w:rPr>
+                <w:rFonts w:ascii="Latha" w:hAnsi="Latha" w:cs="Latha"/>
+                <w:sz w:val="28"/>
+                <w:szCs w:val="28"/>
+                <w:cs/>
+                <w:lang w:bidi="ta-IN"/>
+              </w:rPr>
+              <w:t>இ</w:t>
+            </w:r>
+            <w:r>
+              <w:rPr>
+                <w:rFonts w:ascii="BRH Tamil Tab Extra" w:hAnsi="BRH Tamil Tab Extra" w:cs="Latha"/>
+                <w:b/>
+                <w:sz w:val="32"/>
+                <w:szCs w:val="28"/>
+                <w:lang w:bidi="ta-IN"/>
+              </w:rPr>
+              <w:t>…</w:t>
+            </w:r>
+            <w:r>
+              <w:rPr>
+                <w:rFonts w:ascii="Latha" w:hAnsi="Latha" w:cs="Latha"/>
+                <w:sz w:val="28"/>
+                <w:szCs w:val="28"/>
+                <w:cs/>
+                <w:lang w:bidi="ta-IN"/>
+              </w:rPr>
+              <w:t>ந்த்</w:t>
+            </w:r>
+            <w:r>
+              <w:rPr>
+                <w:rFonts w:ascii="Latha" w:hAnsi="Latha" w:cs="Latha"/>
+                <w:b/>
+                <w:bCs/>
+                <w:position w:val="-12"/>
+                <w:sz w:val="28"/>
+                <w:szCs w:val="28"/>
+                <w:cs/>
+                <w:lang w:bidi="ta-IN"/>
+              </w:rPr>
+              <w:t>3</w:t>
+            </w:r>
+            <w:r>
+              <w:rPr>
+                <w:rFonts w:ascii="Latha" w:hAnsi="Latha" w:cs="Latha"/>
+                <w:sz w:val="28"/>
+                <w:szCs w:val="28"/>
+                <w:cs/>
+                <w:lang w:bidi="ta-IN"/>
+              </w:rPr>
+              <w:t>ர</w:t>
+            </w:r>
+            <w:r>
+              <w:rPr>
+                <w:rFonts w:ascii="BRH Tamil Tab Extra" w:hAnsi="BRH Tamil Tab Extra" w:cs="Latha"/>
+                <w:b/>
+                <w:sz w:val="32"/>
+                <w:szCs w:val="28"/>
+                <w:lang w:bidi="ta-IN"/>
+              </w:rPr>
+              <w:t>…</w:t>
+            </w:r>
+            <w:r>
+              <w:rPr>
+                <w:rFonts w:ascii="Latha" w:hAnsi="Latha" w:cs="Latha"/>
+                <w:sz w:val="28"/>
+                <w:szCs w:val="28"/>
+                <w:lang w:bidi="ta-IN"/>
+              </w:rPr>
+              <w:t xml:space="preserve"> |</w:t>
+            </w:r>
+          </w:p>
+        </w:tc>
+        <w:tc>
+          <w:tcPr>
+            <w:tcW w:w="5103" w:type="dxa"/>
+          </w:tcPr>
+          <w:p>
+            <w:pPr>
+              <w:widowControl w:val="0"/>
+              <w:autoSpaceDE w:val="0"/>
+              <w:autoSpaceDN w:val="0"/>
+              <w:adjustRightInd w:val="0"/>
+              <w:spacing w:before="0" w:line="240" w:lineRule="auto"/>
+              <w:rPr>
+                <w:rFonts w:ascii="BRH Malayalam Extra" w:hAnsi="BRH Malayalam Extra" w:cs="BRH Malayalam Extra"/>
+                <w:color w:val="EE0000"/>
+                <w:sz w:val="40"/>
+                <w:szCs w:val="40"/>
+                <w:lang w:val="it-IT"/>
+              </w:rPr>
+            </w:pPr>
+            <w:r>
+              <w:rPr>
+                <w:rFonts w:ascii="Latha" w:hAnsi="Latha" w:cs="Latha"/>
+                <w:sz w:val="28"/>
+                <w:szCs w:val="28"/>
+                <w:highlight w:val="green"/>
+                <w:cs/>
+                <w:lang w:bidi="ta-IN"/>
+              </w:rPr>
+              <w:t>ஸூ</w:t>
+            </w:r>
+            <w:r>
+              <w:rPr>
+                <w:rFonts w:ascii="Latha" w:hAnsi="Latha" w:cs="Latha"/>
+                <w:sz w:val="28"/>
+                <w:szCs w:val="28"/>
+                <w:cs/>
+                <w:lang w:bidi="ta-IN"/>
+              </w:rPr>
+              <w:t xml:space="preserve"> ந</w:t>
+            </w:r>
+            <w:r>
+              <w:rPr>
+                <w:rFonts w:ascii="BRH Tamil Tab Extra" w:hAnsi="BRH Tamil Tab Extra" w:cs="Latha"/>
+                <w:b/>
+                <w:sz w:val="36"/>
+                <w:szCs w:val="28"/>
+                <w:lang w:bidi="ta-IN"/>
+              </w:rPr>
+              <w:t>†</w:t>
+            </w:r>
+            <w:r>
+              <w:rPr>
+                <w:rFonts w:ascii="Latha" w:hAnsi="Latha" w:cs="Latha"/>
+                <w:b/>
+                <w:bCs/>
+                <w:sz w:val="32"/>
+                <w:szCs w:val="32"/>
+                <w:cs/>
+                <w:lang w:bidi="ta-IN"/>
+              </w:rPr>
+              <w:t>:</w:t>
+            </w:r>
+            <w:r>
+              <w:rPr>
+                <w:rFonts w:ascii="Latha" w:hAnsi="Latha" w:cs="Latha"/>
+                <w:sz w:val="28"/>
+                <w:szCs w:val="28"/>
+                <w:cs/>
+                <w:lang w:bidi="ta-IN"/>
+              </w:rPr>
+              <w:t xml:space="preserve"> </w:t>
+            </w:r>
+            <w:r>
+              <w:rPr>
+                <w:rFonts w:ascii="Latha" w:hAnsi="Latha" w:cs="Latha"/>
+                <w:sz w:val="28"/>
+                <w:szCs w:val="28"/>
+                <w:lang w:bidi="ta-IN"/>
+              </w:rPr>
+              <w:t xml:space="preserve">| </w:t>
+            </w:r>
+            <w:r>
+              <w:rPr>
+                <w:rFonts w:ascii="Latha" w:hAnsi="Latha" w:cs="Latha"/>
+                <w:sz w:val="28"/>
+                <w:szCs w:val="28"/>
+                <w:cs/>
+                <w:lang w:bidi="ta-IN"/>
+              </w:rPr>
+              <w:t>ந</w:t>
+            </w:r>
+            <w:r>
+              <w:rPr>
+                <w:rFonts w:ascii="BRH Tamil Tab Extra" w:hAnsi="BRH Tamil Tab Extra" w:cs="Latha"/>
+                <w:b/>
+                <w:sz w:val="32"/>
+                <w:szCs w:val="28"/>
+                <w:lang w:bidi="ta-IN"/>
+              </w:rPr>
+              <w:t>…</w:t>
+            </w:r>
+            <w:r>
+              <w:rPr>
+                <w:rFonts w:ascii="Latha" w:hAnsi="Latha" w:cs="Latha"/>
+                <w:sz w:val="28"/>
+                <w:szCs w:val="28"/>
+                <w:lang w:bidi="ta-IN"/>
+              </w:rPr>
+              <w:t xml:space="preserve"> </w:t>
+            </w:r>
+            <w:r>
+              <w:rPr>
+                <w:rFonts w:ascii="Latha" w:hAnsi="Latha" w:cs="Latha"/>
+                <w:sz w:val="28"/>
+                <w:szCs w:val="28"/>
+                <w:cs/>
+                <w:lang w:bidi="ta-IN"/>
+              </w:rPr>
+              <w:t>இ</w:t>
+            </w:r>
+            <w:r>
+              <w:rPr>
+                <w:rFonts w:ascii="BRH Tamil Tab Extra" w:hAnsi="BRH Tamil Tab Extra" w:cs="Latha"/>
+                <w:b/>
+                <w:sz w:val="32"/>
+                <w:szCs w:val="28"/>
+                <w:lang w:bidi="ta-IN"/>
+              </w:rPr>
+              <w:t>…</w:t>
+            </w:r>
+            <w:r>
+              <w:rPr>
+                <w:rFonts w:ascii="Latha" w:hAnsi="Latha" w:cs="Latha"/>
+                <w:sz w:val="28"/>
+                <w:szCs w:val="28"/>
+                <w:cs/>
+                <w:lang w:bidi="ta-IN"/>
+              </w:rPr>
+              <w:t>ந்த்</w:t>
+            </w:r>
+            <w:r>
+              <w:rPr>
+                <w:rFonts w:ascii="Latha" w:hAnsi="Latha" w:cs="Latha"/>
+                <w:b/>
+                <w:bCs/>
+                <w:position w:val="-12"/>
+                <w:sz w:val="28"/>
+                <w:szCs w:val="28"/>
+                <w:cs/>
+                <w:lang w:bidi="ta-IN"/>
+              </w:rPr>
+              <w:t>3</w:t>
+            </w:r>
+            <w:r>
+              <w:rPr>
+                <w:rFonts w:ascii="Latha" w:hAnsi="Latha" w:cs="Latha"/>
+                <w:sz w:val="28"/>
+                <w:szCs w:val="28"/>
+                <w:cs/>
+                <w:lang w:bidi="ta-IN"/>
+              </w:rPr>
+              <w:t>ர</w:t>
+            </w:r>
+            <w:r>
+              <w:rPr>
+                <w:rFonts w:ascii="BRH Tamil Tab Extra" w:hAnsi="BRH Tamil Tab Extra" w:cs="Latha"/>
+                <w:b/>
+                <w:sz w:val="32"/>
+                <w:szCs w:val="28"/>
+                <w:lang w:bidi="ta-IN"/>
+              </w:rPr>
+              <w:t>…</w:t>
+            </w:r>
+            <w:r>
+              <w:rPr>
+                <w:rFonts w:ascii="Latha" w:hAnsi="Latha" w:cs="Latha"/>
+                <w:sz w:val="28"/>
+                <w:szCs w:val="28"/>
+                <w:lang w:bidi="ta-IN"/>
+              </w:rPr>
+              <w:t xml:space="preserve"> |</w:t>
+            </w:r>
+          </w:p>
+        </w:tc>
+      </w:tr>
+      <w:tr>
+        <w:trPr>
+          <w:trHeight w:val="918"/>
+        </w:trPr>
+        <w:tc>
+          <w:tcPr>
+            <w:tcW w:w="3906" w:type="dxa"/>
+          </w:tcPr>
+          <w:p>
+            <w:pPr>
+              <w:widowControl w:val="0"/>
+              <w:tabs>
+                <w:tab w:val="left" w:pos="993"/>
+              </w:tabs>
+              <w:autoSpaceDE w:val="0"/>
+              <w:autoSpaceDN w:val="0"/>
+              <w:adjustRightInd w:val="0"/>
+              <w:spacing w:before="0" w:line="240" w:lineRule="auto"/>
+              <w:rPr>
+                <w:rFonts w:eastAsia="Times New Roman" w:cs="Arial"/>
+                <w:b/>
+                <w:sz w:val="32"/>
+                <w:szCs w:val="32"/>
+                <w:lang w:val="it-IT" w:eastAsia="en-IN" w:bidi="ml-IN"/>
+              </w:rPr>
+            </w:pPr>
+          </w:p>
+        </w:tc>
+        <w:tc>
+          <w:tcPr>
+            <w:tcW w:w="4961" w:type="dxa"/>
+          </w:tcPr>
+          <w:p>
+            <w:pPr>
+              <w:widowControl w:val="0"/>
+              <w:autoSpaceDE w:val="0"/>
+              <w:autoSpaceDN w:val="0"/>
+              <w:adjustRightInd w:val="0"/>
+              <w:spacing w:before="0" w:line="240" w:lineRule="auto"/>
+              <w:rPr>
+                <w:rFonts w:ascii="Latha" w:hAnsi="Latha" w:cs="Latha"/>
+                <w:sz w:val="28"/>
+                <w:szCs w:val="28"/>
+                <w:cs/>
+                <w:lang w:bidi="ta-IN"/>
+              </w:rPr>
+            </w:pPr>
+          </w:p>
+        </w:tc>
+        <w:tc>
+          <w:tcPr>
+            <w:tcW w:w="5103" w:type="dxa"/>
+          </w:tcPr>
+          <w:p>
+            <w:pPr>
+              <w:widowControl w:val="0"/>
+              <w:autoSpaceDE w:val="0"/>
+              <w:autoSpaceDN w:val="0"/>
+              <w:adjustRightInd w:val="0"/>
+              <w:spacing w:before="0" w:line="240" w:lineRule="auto"/>
+              <w:rPr>
+                <w:rFonts w:ascii="Latha" w:hAnsi="Latha" w:cs="Latha"/>
+                <w:sz w:val="28"/>
+                <w:szCs w:val="28"/>
+                <w:cs/>
+                <w:lang w:bidi="ta-IN"/>
+              </w:rPr>
+            </w:pPr>
           </w:p>
         </w:tc>
       </w:tr>
@@ -1120,7 +1662,6 @@
                 <w:lang w:bidi="ml-IN"/>
               </w:rPr>
             </w:pPr>
-            <w:proofErr w:type="spellStart"/>
             <w:r>
               <w:rPr>
                 <w:rFonts w:cs="Arial"/>
@@ -1130,19 +1671,7 @@
                 <w:szCs w:val="36"/>
                 <w:lang w:bidi="ml-IN"/>
               </w:rPr>
-              <w:t>Panchaati</w:t>
-            </w:r>
-            <w:proofErr w:type="spellEnd"/>
-            <w:r>
-              <w:rPr>
-                <w:rFonts w:cs="Arial"/>
-                <w:b/>
-                <w:bCs/>
-                <w:sz w:val="28"/>
-                <w:szCs w:val="36"/>
-                <w:lang w:bidi="ml-IN"/>
-              </w:rPr>
-              <w:t xml:space="preserve"> No. </w:t>
+              <w:t xml:space="preserve">Panchaati No. </w:t>
             </w:r>
             <w:r>
               <w:rPr>
@@ -1784,7 +2313,6 @@
                 <w:lang w:val="en-IN" w:eastAsia="en-IN" w:bidi="ml-IN"/>
               </w:rPr>
             </w:pPr>
-            <w:proofErr w:type="spellStart"/>
             <w:r>
               <w:rPr>
                 <w:rFonts w:cs="Arial"/>
@@ -1794,19 +2322,7 @@
                 <w:szCs w:val="36"/>
                 <w:lang w:bidi="ml-IN"/>
               </w:rPr>
-              <w:t>Panchaati</w:t>
-            </w:r>
-            <w:proofErr w:type="spellEnd"/>
-            <w:r>
-              <w:rPr>
-                <w:rFonts w:cs="Arial"/>
-                <w:b/>
-                <w:bCs/>
-                <w:sz w:val="28"/>
-                <w:szCs w:val="36"/>
-                <w:lang w:bidi="ml-IN"/>
-              </w:rPr>
-              <w:t xml:space="preserve"> No. </w:t>
+              <w:t xml:space="preserve">Panchaati No. </w:t>
             </w:r>
             <w:r>
               <w:rPr>
@@ -2291,6 +2807,7 @@
                 <w:szCs w:val="32"/>
                 <w:lang w:val="en-IN" w:eastAsia="en-IN" w:bidi="ml-IN"/>
               </w:rPr>
+              <w:lastRenderedPageBreak/>
               <w:t>T.S.1.</w:t>
             </w:r>
             <w:r>
@@ -2391,7 +2908,6 @@
                 <w:lang w:val="en-IN" w:eastAsia="en-IN" w:bidi="ml-IN"/>
               </w:rPr>
             </w:pPr>
-            <w:proofErr w:type="spellStart"/>
             <w:r>
               <w:rPr>
                 <w:rFonts w:cs="Arial"/>
@@ -2401,19 +2917,7 @@
                 <w:szCs w:val="36"/>
                 <w:lang w:bidi="ml-IN"/>
               </w:rPr>
-              <w:t>Panchaati</w:t>
-            </w:r>
-            <w:proofErr w:type="spellEnd"/>
-            <w:r>
-              <w:rPr>
-                <w:rFonts w:cs="Arial"/>
-                <w:b/>
-                <w:bCs/>
-                <w:sz w:val="28"/>
-                <w:szCs w:val="36"/>
-                <w:lang w:bidi="ml-IN"/>
-              </w:rPr>
-              <w:t xml:space="preserve"> No. </w:t>
+              <w:t xml:space="preserve">Panchaati No. </w:t>
             </w:r>
             <w:r>
               <w:rPr>
@@ -3049,7 +3553,6 @@
                 <w:szCs w:val="32"/>
                 <w:lang w:val="en-IN" w:eastAsia="en-IN" w:bidi="ml-IN"/>
               </w:rPr>
-              <w:lastRenderedPageBreak/>
               <w:t>T.S.1.</w:t>
             </w:r>
             <w:r>
@@ -3150,7 +3653,6 @@
                 <w:lang w:val="en-IN" w:eastAsia="en-IN" w:bidi="ml-IN"/>
               </w:rPr>
             </w:pPr>
-            <w:proofErr w:type="spellStart"/>
             <w:r>
               <w:rPr>
                 <w:rFonts w:cs="Arial"/>
@@ -3160,19 +3662,7 @@
                 <w:szCs w:val="36"/>
                 <w:lang w:bidi="ml-IN"/>
               </w:rPr>
-              <w:t>Panchaati</w:t>
-            </w:r>
-            <w:proofErr w:type="spellEnd"/>
-            <w:r>
-              <w:rPr>
-                <w:rFonts w:cs="Arial"/>
-                <w:b/>
-                <w:bCs/>
-                <w:sz w:val="28"/>
-                <w:szCs w:val="36"/>
-                <w:lang w:bidi="ml-IN"/>
-              </w:rPr>
-              <w:t xml:space="preserve"> No. </w:t>
+              <w:t xml:space="preserve">Panchaati No. </w:t>
             </w:r>
             <w:r>
               <w:rPr>
@@ -4489,7 +4979,6 @@
                 <w:lang w:val="en-IN" w:eastAsia="en-IN" w:bidi="ml-IN"/>
               </w:rPr>
             </w:pPr>
-            <w:proofErr w:type="spellStart"/>
             <w:r>
               <w:rPr>
                 <w:rFonts w:cs="Arial"/>
@@ -4499,19 +4988,7 @@
                 <w:szCs w:val="36"/>
                 <w:lang w:bidi="ml-IN"/>
               </w:rPr>
-              <w:t>Panchaati</w:t>
-            </w:r>
-            <w:proofErr w:type="spellEnd"/>
-            <w:r>
-              <w:rPr>
-                <w:rFonts w:cs="Arial"/>
-                <w:b/>
-                <w:bCs/>
-                <w:sz w:val="28"/>
-                <w:szCs w:val="36"/>
-                <w:lang w:bidi="ml-IN"/>
-              </w:rPr>
-              <w:t xml:space="preserve"> No. 14</w:t>
+              <w:t>Panchaati No. 14</w:t>
             </w:r>
           </w:p>
         </w:tc>
@@ -4718,6 +5195,7 @@
                 <w:cs/>
                 <w:lang w:bidi="ta-IN"/>
               </w:rPr>
+              <w:lastRenderedPageBreak/>
               <w:t>ஸோ</w:t>
             </w:r>
             <w:r>
@@ -4902,6 +5380,7 @@
                 <w:cs/>
                 <w:lang w:bidi="ta-IN"/>
               </w:rPr>
+              <w:lastRenderedPageBreak/>
               <w:t>அ</w:t>
             </w:r>
             <w:r>
@@ -5078,6 +5557,7 @@
                 <w:cs/>
                 <w:lang w:bidi="ta-IN"/>
               </w:rPr>
+              <w:lastRenderedPageBreak/>
               <w:t>ஸோ</w:t>
             </w:r>
             <w:r>
@@ -5295,7 +5775,6 @@
                 <w:szCs w:val="36"/>
                 <w:lang w:bidi="ml-IN"/>
               </w:rPr>
-              <w:lastRenderedPageBreak/>
               <w:t>Krama Vaakyam No. 53</w:t>
             </w:r>
           </w:p>
@@ -5314,7 +5793,6 @@
                 <w:lang w:val="en-IN" w:eastAsia="en-IN" w:bidi="ml-IN"/>
               </w:rPr>
             </w:pPr>
-            <w:proofErr w:type="spellStart"/>
             <w:r>
               <w:rPr>
                 <w:rFonts w:cs="Arial"/>
@@ -5324,19 +5802,7 @@
                 <w:szCs w:val="36"/>
                 <w:lang w:bidi="ml-IN"/>
               </w:rPr>
-              <w:t>Panchaati</w:t>
-            </w:r>
-            <w:proofErr w:type="spellEnd"/>
-            <w:r>
-              <w:rPr>
-                <w:rFonts w:cs="Arial"/>
-                <w:b/>
-                <w:bCs/>
-                <w:sz w:val="28"/>
-                <w:szCs w:val="36"/>
-                <w:lang w:bidi="ml-IN"/>
-              </w:rPr>
-              <w:t xml:space="preserve"> No. 37</w:t>
+              <w:t>Panchaati No. 37</w:t>
             </w:r>
           </w:p>
         </w:tc>
@@ -5367,7 +5833,6 @@
                 <w:cs/>
                 <w:lang w:bidi="ta-IN"/>
               </w:rPr>
-              <w:lastRenderedPageBreak/>
               <w:t>இ</w:t>
             </w:r>
             <w:r>
@@ -5427,7 +5892,6 @@
                 <w:cs/>
                 <w:lang w:bidi="ta-IN"/>
               </w:rPr>
-              <w:lastRenderedPageBreak/>
               <w:t>இ</w:t>
             </w:r>
             <w:r>
@@ -5542,7 +6006,6 @@
                 <w:cs/>
                 <w:lang w:bidi="ta-IN"/>
               </w:rPr>
-              <w:lastRenderedPageBreak/>
               <w:t>இ</w:t>
             </w:r>
             <w:r>
@@ -5602,7 +6065,6 @@
                 <w:cs/>
                 <w:lang w:bidi="ta-IN"/>
               </w:rPr>
-              <w:lastRenderedPageBreak/>
               <w:t>இ</w:t>
             </w:r>
             <w:r>
@@ -5788,7 +6250,6 @@
                 <w:szCs w:val="32"/>
                 <w:lang w:val="en-IN" w:eastAsia="en-IN" w:bidi="ml-IN"/>
               </w:rPr>
-              <w:lastRenderedPageBreak/>
               <w:t>T.S.1.8.22.3 - Kramam</w:t>
             </w:r>
           </w:p>
@@ -5835,7 +6296,6 @@
                 <w:lang w:val="en-IN" w:eastAsia="en-IN" w:bidi="ml-IN"/>
               </w:rPr>
             </w:pPr>
-            <w:proofErr w:type="spellStart"/>
             <w:r>
               <w:rPr>
                 <w:rFonts w:cs="Arial"/>
@@ -5845,19 +6305,7 @@
                 <w:szCs w:val="36"/>
                 <w:lang w:bidi="ml-IN"/>
               </w:rPr>
-              <w:t>Panchaati</w:t>
-            </w:r>
-            <w:proofErr w:type="spellEnd"/>
-            <w:r>
-              <w:rPr>
-                <w:rFonts w:cs="Arial"/>
-                <w:b/>
-                <w:bCs/>
-                <w:sz w:val="28"/>
-                <w:szCs w:val="36"/>
-                <w:lang w:bidi="ml-IN"/>
-              </w:rPr>
-              <w:t xml:space="preserve"> No. 40</w:t>
+              <w:t>Panchaati No. 40</w:t>
             </w:r>
           </w:p>
         </w:tc>
@@ -6324,7 +6772,6 @@
                 <w:lang w:val="en-IN" w:eastAsia="en-IN" w:bidi="ml-IN"/>
               </w:rPr>
             </w:pPr>
-            <w:proofErr w:type="spellStart"/>
             <w:r>
               <w:rPr>
                 <w:rFonts w:cs="Arial"/>
@@ -6334,19 +6781,7 @@
                 <w:szCs w:val="36"/>
                 <w:lang w:bidi="ml-IN"/>
               </w:rPr>
-              <w:t>Panchaati</w:t>
-            </w:r>
-            <w:proofErr w:type="spellEnd"/>
-            <w:r>
-              <w:rPr>
-                <w:rFonts w:cs="Arial"/>
-                <w:b/>
-                <w:bCs/>
-                <w:sz w:val="28"/>
-                <w:szCs w:val="36"/>
-                <w:lang w:bidi="ml-IN"/>
-              </w:rPr>
-              <w:t xml:space="preserve"> No. 42</w:t>
+              <w:t>Panchaati No. 42</w:t>
             </w:r>
           </w:p>
         </w:tc>
@@ -7120,7 +7555,6 @@
           <w:szCs w:val="32"/>
           <w:u w:val="single"/>
         </w:rPr>
-        <w:lastRenderedPageBreak/>
         <w:t xml:space="preserve">TS </w:t>
       </w:r>
       <w:r>
@@ -7435,7 +7869,6 @@
                 <w:lang w:val="en-IN" w:eastAsia="en-IN" w:bidi="ml-IN"/>
               </w:rPr>
             </w:pPr>
-            <w:proofErr w:type="spellStart"/>
             <w:r>
               <w:rPr>
                 <w:rFonts w:cs="Arial"/>
@@ -7445,19 +7878,7 @@
                 <w:szCs w:val="28"/>
                 <w:lang w:bidi="ml-IN"/>
               </w:rPr>
-              <w:t>Panchaati</w:t>
-            </w:r>
-            <w:proofErr w:type="spellEnd"/>
-            <w:r>
-              <w:rPr>
-                <w:rFonts w:cs="Arial"/>
-                <w:b/>
-                <w:bCs/>
-                <w:sz w:val="28"/>
-                <w:szCs w:val="28"/>
-                <w:lang w:bidi="ml-IN"/>
-              </w:rPr>
-              <w:t xml:space="preserve"> No. 14</w:t>
+              <w:t>Panchaati No. 14</w:t>
             </w:r>
           </w:p>
         </w:tc>
@@ -8357,7 +8778,6 @@
                 <w:szCs w:val="36"/>
               </w:rPr>
             </w:pPr>
-            <w:proofErr w:type="spellStart"/>
             <w:r>
               <w:rPr>
                 <w:rFonts w:eastAsia="Times New Roman" w:cs="Arial"/>
@@ -8368,20 +8788,7 @@
                 <w:szCs w:val="28"/>
                 <w:lang w:val="en-IN" w:eastAsia="en-IN" w:bidi="ml-IN"/>
               </w:rPr>
-              <w:t>Panchaati</w:t>
-            </w:r>
-            <w:proofErr w:type="spellEnd"/>
-            <w:r>
-              <w:rPr>
-                <w:rFonts w:eastAsia="Times New Roman" w:cs="Arial"/>
-                <w:b/>
-                <w:bCs/>
-                <w:color w:val="000000"/>
-                <w:sz w:val="28"/>
-                <w:szCs w:val="28"/>
-                <w:lang w:val="en-IN" w:eastAsia="en-IN" w:bidi="ml-IN"/>
-              </w:rPr>
-              <w:t xml:space="preserve"> No. 20</w:t>
+              <w:t>Panchaati No. 20</w:t>
             </w:r>
           </w:p>
         </w:tc>
@@ -8747,7 +9154,6 @@
                 <w:szCs w:val="28"/>
               </w:rPr>
             </w:pPr>
-            <w:proofErr w:type="spellStart"/>
             <w:r>
               <w:rPr>
                 <w:rFonts w:cs="Arial"/>
@@ -8755,17 +9161,7 @@
                 <w:sz w:val="28"/>
                 <w:szCs w:val="28"/>
               </w:rPr>
-              <w:t>Panchaati</w:t>
-            </w:r>
-            <w:proofErr w:type="spellEnd"/>
-            <w:r>
-              <w:rPr>
-                <w:rFonts w:cs="Arial"/>
-                <w:b/>
-                <w:sz w:val="28"/>
-                <w:szCs w:val="28"/>
-              </w:rPr>
-              <w:t xml:space="preserve"> 25</w:t>
+              <w:t>Panchaati 25</w:t>
             </w:r>
           </w:p>
           <w:p>
@@ -9277,6 +9673,7 @@
                 <w:cs/>
                 <w:lang w:bidi="ta-IN"/>
               </w:rPr>
+              <w:lastRenderedPageBreak/>
               <w:t>ப்ர</w:t>
             </w:r>
             <w:r>
@@ -9628,6 +10025,7 @@
                 <w:cs/>
                 <w:lang w:bidi="ta-IN"/>
               </w:rPr>
+              <w:lastRenderedPageBreak/>
               <w:t>த்</w:t>
             </w:r>
             <w:r>
@@ -10096,6 +10494,7 @@
                 <w:cs/>
                 <w:lang w:bidi="ta-IN"/>
               </w:rPr>
+              <w:lastRenderedPageBreak/>
               <w:t>ப்ர</w:t>
             </w:r>
             <w:r>
@@ -10454,27 +10853,7 @@
                 <w:szCs w:val="28"/>
                 <w:lang w:bidi="ta-IN"/>
               </w:rPr>
-              <w:t xml:space="preserve">at </w:t>
-            </w:r>
-            <w:proofErr w:type="spellStart"/>
-            <w:r>
-              <w:rPr>
-                <w:rFonts w:ascii="Latha" w:hAnsi="Latha" w:cs="Latha"/>
-                <w:sz w:val="28"/>
-                <w:szCs w:val="28"/>
-                <w:lang w:bidi="ta-IN"/>
-              </w:rPr>
-              <w:t>padam</w:t>
-            </w:r>
-            <w:proofErr w:type="spellEnd"/>
-            <w:r>
-              <w:rPr>
-                <w:rFonts w:ascii="Latha" w:hAnsi="Latha" w:cs="Latha"/>
-                <w:sz w:val="28"/>
-                <w:szCs w:val="28"/>
-                <w:lang w:bidi="ta-IN"/>
-              </w:rPr>
-              <w:t xml:space="preserve"> end and before vowel</w:t>
+              <w:t>at padam end and before vowel</w:t>
             </w:r>
           </w:p>
         </w:tc>
@@ -10568,7 +10947,6 @@
                 <w:szCs w:val="36"/>
               </w:rPr>
             </w:pPr>
-            <w:proofErr w:type="spellStart"/>
             <w:r>
               <w:rPr>
                 <w:rFonts w:eastAsia="Times New Roman" w:cs="Arial"/>
@@ -10579,20 +10957,7 @@
                 <w:szCs w:val="28"/>
                 <w:lang w:val="en-IN" w:eastAsia="en-IN" w:bidi="ml-IN"/>
               </w:rPr>
-              <w:t>Panchaati</w:t>
-            </w:r>
-            <w:proofErr w:type="spellEnd"/>
-            <w:r>
-              <w:rPr>
-                <w:rFonts w:eastAsia="Times New Roman" w:cs="Arial"/>
-                <w:b/>
-                <w:bCs/>
-                <w:color w:val="000000"/>
-                <w:sz w:val="28"/>
-                <w:szCs w:val="28"/>
-                <w:lang w:val="en-IN" w:eastAsia="en-IN" w:bidi="ml-IN"/>
-              </w:rPr>
-              <w:t xml:space="preserve"> No. 34</w:t>
+              <w:t>Panchaati No. 34</w:t>
             </w:r>
           </w:p>
         </w:tc>
@@ -11572,7 +11937,6 @@
                 <w:lang w:val="en-IN" w:eastAsia="en-IN" w:bidi="ml-IN"/>
               </w:rPr>
             </w:pPr>
-            <w:proofErr w:type="spellStart"/>
             <w:r>
               <w:rPr>
                 <w:rFonts w:eastAsia="Times New Roman" w:cs="Arial"/>
@@ -11583,20 +11947,7 @@
                 <w:szCs w:val="28"/>
                 <w:lang w:val="en-IN" w:eastAsia="en-IN" w:bidi="ml-IN"/>
               </w:rPr>
-              <w:t>Panchaati</w:t>
-            </w:r>
-            <w:proofErr w:type="spellEnd"/>
-            <w:r>
-              <w:rPr>
-                <w:rFonts w:eastAsia="Times New Roman" w:cs="Arial"/>
-                <w:b/>
-                <w:bCs/>
-                <w:color w:val="000000"/>
-                <w:sz w:val="28"/>
-                <w:szCs w:val="28"/>
-                <w:lang w:val="en-IN" w:eastAsia="en-IN" w:bidi="ml-IN"/>
-              </w:rPr>
-              <w:t xml:space="preserve"> No. 37</w:t>
+              <w:t>Panchaati No. 37</w:t>
             </w:r>
           </w:p>
         </w:tc>
@@ -12466,7 +12817,6 @@
                 <w:lang w:val="en-IN" w:eastAsia="en-IN" w:bidi="ml-IN"/>
               </w:rPr>
             </w:pPr>
-            <w:proofErr w:type="spellStart"/>
             <w:r>
               <w:rPr>
                 <w:rFonts w:eastAsia="Times New Roman" w:cs="Arial"/>
@@ -12477,20 +12827,7 @@
                 <w:szCs w:val="28"/>
                 <w:lang w:val="en-IN" w:eastAsia="en-IN" w:bidi="ml-IN"/>
               </w:rPr>
-              <w:t>Panchaati</w:t>
-            </w:r>
-            <w:proofErr w:type="spellEnd"/>
-            <w:r>
-              <w:rPr>
-                <w:rFonts w:eastAsia="Times New Roman" w:cs="Arial"/>
-                <w:b/>
-                <w:bCs/>
-                <w:color w:val="000000"/>
-                <w:sz w:val="28"/>
-                <w:szCs w:val="28"/>
-                <w:lang w:val="en-IN" w:eastAsia="en-IN" w:bidi="ml-IN"/>
-              </w:rPr>
-              <w:t xml:space="preserve"> No. 38</w:t>
+              <w:t>Panchaati No. 38</w:t>
             </w:r>
           </w:p>
         </w:tc>
@@ -13250,7 +13587,6 @@
                 <w:lang w:val="en-IN" w:eastAsia="en-IN" w:bidi="ml-IN"/>
               </w:rPr>
             </w:pPr>
-            <w:proofErr w:type="spellStart"/>
             <w:r>
               <w:rPr>
                 <w:rFonts w:eastAsia="Times New Roman" w:cs="Arial"/>
@@ -13261,20 +13597,7 @@
                 <w:szCs w:val="28"/>
                 <w:lang w:val="en-IN" w:eastAsia="en-IN" w:bidi="ml-IN"/>
               </w:rPr>
-              <w:t>Panchaati</w:t>
-            </w:r>
-            <w:proofErr w:type="spellEnd"/>
-            <w:r>
-              <w:rPr>
-                <w:rFonts w:eastAsia="Times New Roman" w:cs="Arial"/>
-                <w:b/>
-                <w:bCs/>
-                <w:color w:val="000000"/>
-                <w:sz w:val="28"/>
-                <w:szCs w:val="28"/>
-                <w:lang w:val="en-IN" w:eastAsia="en-IN" w:bidi="ml-IN"/>
-              </w:rPr>
-              <w:t xml:space="preserve"> No. 39</w:t>
+              <w:t>Panchaati No. 39</w:t>
             </w:r>
           </w:p>
         </w:tc>

--- a/TS-Kramam/TS-1.8/TS 1.8 Tamil Krama Paatam Corrections.docx
+++ b/TS-Kramam/TS-1.8/TS 1.8 Tamil Krama Paatam Corrections.docx
@@ -112,7 +112,27 @@
           <w:szCs w:val="32"/>
           <w:u w:val="single"/>
         </w:rPr>
-        <w:t>31st Jan 2026</w:t>
+        <w:t xml:space="preserve">31st </w:t>
+      </w:r>
+      <w:r>
+        <w:rPr>
+          <w:b/>
+          <w:bCs/>
+          <w:sz w:val="32"/>
+          <w:szCs w:val="32"/>
+          <w:u w:val="single"/>
+        </w:rPr>
+        <w:t>May</w:t>
+      </w:r>
+      <w:r>
+        <w:rPr>
+          <w:b/>
+          <w:bCs/>
+          <w:sz w:val="32"/>
+          <w:szCs w:val="32"/>
+          <w:u w:val="single"/>
+        </w:rPr>
+        <w:t xml:space="preserve"> 2026</w:t>
       </w:r>
     </w:p>
     <w:p>
@@ -671,7 +691,6 @@
               <w:rPr>
                 <w:rFonts w:eastAsia="Times New Roman" w:cs="Arial"/>
                 <w:b/>
-                <w:color w:val="EE0000"/>
                 <w:sz w:val="32"/>
                 <w:szCs w:val="32"/>
                 <w:lang w:val="en-IN" w:eastAsia="en-IN" w:bidi="ml-IN"/>
@@ -681,7 +700,6 @@
               <w:rPr>
                 <w:rFonts w:eastAsia="Times New Roman" w:cs="Arial"/>
                 <w:b/>
-                <w:color w:val="EE0000"/>
                 <w:sz w:val="32"/>
                 <w:szCs w:val="32"/>
                 <w:lang w:val="en-IN" w:eastAsia="en-IN" w:bidi="ml-IN"/>
@@ -700,7 +718,6 @@
                 <w:rFonts w:cs="Arial"/>
                 <w:b/>
                 <w:bCs/>
-                <w:color w:val="EE0000"/>
                 <w:sz w:val="28"/>
                 <w:szCs w:val="36"/>
                 <w:lang w:val="en-IN" w:bidi="ml-IN"/>
@@ -711,7 +728,6 @@
                 <w:rFonts w:cs="Arial"/>
                 <w:b/>
                 <w:bCs/>
-                <w:color w:val="EE0000"/>
                 <w:sz w:val="28"/>
                 <w:szCs w:val="36"/>
                 <w:lang w:val="en-IN" w:bidi="ml-IN"/>
@@ -732,7 +748,6 @@
               <w:rPr>
                 <w:rFonts w:eastAsia="Times New Roman" w:cs="Arial"/>
                 <w:b/>
-                <w:color w:val="EE0000"/>
                 <w:sz w:val="32"/>
                 <w:szCs w:val="32"/>
                 <w:lang w:val="it-IT" w:eastAsia="en-IN" w:bidi="ml-IN"/>
@@ -743,7 +758,6 @@
                 <w:rFonts w:cs="Arial"/>
                 <w:b/>
                 <w:bCs/>
-                <w:color w:val="EE0000"/>
                 <w:sz w:val="28"/>
                 <w:szCs w:val="36"/>
                 <w:lang w:val="it-IT" w:bidi="ml-IN"/>
@@ -765,7 +779,6 @@
               <w:spacing w:before="0" w:line="240" w:lineRule="auto"/>
               <w:rPr>
                 <w:rFonts w:ascii="BRH Malayalam Extra" w:hAnsi="BRH Malayalam Extra" w:cs="BRH Malayalam Extra"/>
-                <w:color w:val="EE0000"/>
                 <w:sz w:val="40"/>
                 <w:szCs w:val="40"/>
                 <w:lang w:val="it-IT"/>
@@ -949,7 +962,6 @@
               <w:spacing w:before="0" w:line="240" w:lineRule="auto"/>
               <w:rPr>
                 <w:rFonts w:ascii="BRH Malayalam Extra" w:hAnsi="BRH Malayalam Extra" w:cs="BRH Malayalam Extra"/>
-                <w:color w:val="EE0000"/>
                 <w:sz w:val="40"/>
                 <w:szCs w:val="40"/>
                 <w:lang w:val="it-IT"/>
@@ -1118,77 +1130,6 @@
               </w:rPr>
               <w:t xml:space="preserve"> |</w:t>
             </w:r>
-          </w:p>
-        </w:tc>
-      </w:tr>
-      <w:tr>
-        <w:trPr>
-          <w:trHeight w:val="918"/>
-        </w:trPr>
-        <w:tc>
-          <w:tcPr>
-            <w:tcW w:w="3906" w:type="dxa"/>
-          </w:tcPr>
-          <w:p>
-            <w:pPr>
-              <w:widowControl w:val="0"/>
-              <w:tabs>
-                <w:tab w:val="left" w:pos="993"/>
-              </w:tabs>
-              <w:autoSpaceDE w:val="0"/>
-              <w:autoSpaceDN w:val="0"/>
-              <w:adjustRightInd w:val="0"/>
-              <w:spacing w:before="0" w:line="240" w:lineRule="auto"/>
-              <w:rPr>
-                <w:rFonts w:eastAsia="Times New Roman" w:cs="Arial"/>
-                <w:b/>
-                <w:sz w:val="32"/>
-                <w:szCs w:val="32"/>
-                <w:lang w:val="it-IT" w:eastAsia="en-IN" w:bidi="ml-IN"/>
-              </w:rPr>
-            </w:pPr>
-          </w:p>
-        </w:tc>
-        <w:tc>
-          <w:tcPr>
-            <w:tcW w:w="4961" w:type="dxa"/>
-          </w:tcPr>
-          <w:p>
-            <w:pPr>
-              <w:widowControl w:val="0"/>
-              <w:autoSpaceDE w:val="0"/>
-              <w:autoSpaceDN w:val="0"/>
-              <w:adjustRightInd w:val="0"/>
-              <w:spacing w:before="0" w:line="240" w:lineRule="auto"/>
-              <w:rPr>
-                <w:rFonts w:ascii="Latha" w:hAnsi="Latha" w:cs="Latha"/>
-                <w:sz w:val="28"/>
-                <w:szCs w:val="28"/>
-                <w:cs/>
-                <w:lang w:bidi="ta-IN"/>
-              </w:rPr>
-            </w:pPr>
-          </w:p>
-        </w:tc>
-        <w:tc>
-          <w:tcPr>
-            <w:tcW w:w="5103" w:type="dxa"/>
-          </w:tcPr>
-          <w:p>
-            <w:pPr>
-              <w:widowControl w:val="0"/>
-              <w:autoSpaceDE w:val="0"/>
-              <w:autoSpaceDN w:val="0"/>
-              <w:adjustRightInd w:val="0"/>
-              <w:spacing w:before="0" w:line="240" w:lineRule="auto"/>
-              <w:rPr>
-                <w:rFonts w:ascii="Latha" w:hAnsi="Latha" w:cs="Latha"/>
-                <w:sz w:val="28"/>
-                <w:szCs w:val="28"/>
-                <w:cs/>
-                <w:lang w:bidi="ta-IN"/>
-              </w:rPr>
-            </w:pPr>
           </w:p>
         </w:tc>
       </w:tr>
@@ -2807,7 +2748,6 @@
                 <w:szCs w:val="32"/>
                 <w:lang w:val="en-IN" w:eastAsia="en-IN" w:bidi="ml-IN"/>
               </w:rPr>
-              <w:lastRenderedPageBreak/>
               <w:t>T.S.1.</w:t>
             </w:r>
             <w:r>
@@ -3123,6 +3063,7 @@
                 <w:cs/>
                 <w:lang w:bidi="ta-IN"/>
               </w:rPr>
+              <w:lastRenderedPageBreak/>
               <w:t>தி</w:t>
             </w:r>
             <w:r>
@@ -3235,6 +3176,7 @@
                 <w:cs/>
                 <w:lang w:bidi="ta-IN"/>
               </w:rPr>
+              <w:lastRenderedPageBreak/>
               <w:t>பா</w:t>
             </w:r>
             <w:r>
@@ -3395,6 +3337,7 @@
                 <w:cs/>
                 <w:lang w:bidi="ta-IN"/>
               </w:rPr>
+              <w:lastRenderedPageBreak/>
               <w:t>தி</w:t>
             </w:r>
             <w:r>
@@ -3553,6 +3496,7 @@
                 <w:szCs w:val="32"/>
                 <w:lang w:val="en-IN" w:eastAsia="en-IN" w:bidi="ml-IN"/>
               </w:rPr>
+              <w:lastRenderedPageBreak/>
               <w:t>T.S.1.</w:t>
             </w:r>
             <w:r>
@@ -5195,130 +5139,140 @@
                 <w:cs/>
                 <w:lang w:bidi="ta-IN"/>
               </w:rPr>
+              <w:t>ஸோ</w:t>
+            </w:r>
+            <w:r>
+              <w:rPr>
+                <w:rFonts w:ascii="BRH Tamil Tab Extra" w:hAnsi="BRH Tamil Tab Extra" w:cs="Latha"/>
+                <w:b/>
+                <w:sz w:val="32"/>
+                <w:szCs w:val="28"/>
+                <w:lang w:bidi="ta-IN"/>
+              </w:rPr>
+              <w:t>…</w:t>
+            </w:r>
+            <w:r>
+              <w:rPr>
+                <w:rFonts w:ascii="Latha" w:hAnsi="Latha" w:cs="Latha"/>
+                <w:sz w:val="28"/>
+                <w:szCs w:val="28"/>
+                <w:cs/>
+                <w:lang w:bidi="ta-IN"/>
+              </w:rPr>
+              <w:t>மீய</w:t>
+            </w:r>
+            <w:r>
+              <w:rPr>
+                <w:rFonts w:ascii="BRH Tamil Tab Extra" w:hAnsi="BRH Tamil Tab Extra" w:cs="Latha"/>
+                <w:b/>
+                <w:sz w:val="36"/>
+                <w:szCs w:val="28"/>
+                <w:lang w:bidi="ta-IN"/>
+              </w:rPr>
+              <w:t>‡</w:t>
+            </w:r>
+            <w:r>
+              <w:rPr>
+                <w:rFonts w:ascii="Latha" w:hAnsi="Latha" w:cs="Latha"/>
+                <w:sz w:val="28"/>
+                <w:szCs w:val="28"/>
+                <w:cs/>
+                <w:lang w:bidi="ta-IN"/>
+              </w:rPr>
+              <w:t xml:space="preserve">ம் </w:t>
+            </w:r>
+            <w:r>
+              <w:rPr>
+                <w:rFonts w:ascii="Latha" w:hAnsi="Latha" w:cs="Latha"/>
+                <w:sz w:val="28"/>
+                <w:szCs w:val="28"/>
+                <w:lang w:bidi="ta-IN"/>
+              </w:rPr>
+              <w:t xml:space="preserve">| </w:t>
+            </w:r>
+            <w:r>
+              <w:rPr>
+                <w:rFonts w:ascii="Latha" w:hAnsi="Latha" w:cs="Latha"/>
+                <w:sz w:val="28"/>
+                <w:szCs w:val="28"/>
+                <w:cs/>
+                <w:lang w:bidi="ta-IN"/>
+              </w:rPr>
+              <w:t>ஏகா</w:t>
+            </w:r>
+            <w:r>
+              <w:rPr>
+                <w:rFonts w:ascii="BRH Tamil Tab Extra" w:hAnsi="BRH Tamil Tab Extra" w:cs="Latha"/>
+                <w:b/>
+                <w:sz w:val="36"/>
+                <w:szCs w:val="28"/>
+                <w:lang w:bidi="ta-IN"/>
+              </w:rPr>
+              <w:t>†</w:t>
+            </w:r>
+            <w:r>
+              <w:rPr>
+                <w:rFonts w:ascii="Latha" w:hAnsi="Latha" w:cs="Latha"/>
+                <w:sz w:val="28"/>
+                <w:szCs w:val="28"/>
+                <w:cs/>
+                <w:lang w:bidi="ta-IN"/>
+              </w:rPr>
+              <w:t>த</w:t>
+            </w:r>
+            <w:r>
+              <w:rPr>
+                <w:rFonts w:ascii="Latha" w:hAnsi="Latha" w:cs="Latha"/>
+                <w:b/>
+                <w:bCs/>
+                <w:position w:val="-12"/>
+                <w:sz w:val="28"/>
+                <w:szCs w:val="28"/>
+                <w:cs/>
+                <w:lang w:bidi="ta-IN"/>
+              </w:rPr>
+              <w:t>3</w:t>
+            </w:r>
+            <w:r>
+              <w:rPr>
+                <w:rFonts w:ascii="Latha" w:hAnsi="Latha" w:cs="Latha"/>
+                <w:sz w:val="28"/>
+                <w:szCs w:val="28"/>
+                <w:cs/>
+                <w:lang w:bidi="ta-IN"/>
+              </w:rPr>
+              <w:t>ஶகபால</w:t>
+            </w:r>
+            <w:r>
+              <w:rPr>
+                <w:rFonts w:ascii="BRH Tamil Tab Extra" w:hAnsi="BRH Tamil Tab Extra" w:cs="Latha"/>
+                <w:b/>
+                <w:sz w:val="32"/>
+                <w:szCs w:val="28"/>
+                <w:lang w:bidi="ta-IN"/>
+              </w:rPr>
+              <w:t>…</w:t>
+            </w:r>
+            <w:r>
+              <w:rPr>
+                <w:rFonts w:ascii="Latha" w:hAnsi="Latha" w:cs="Latha"/>
+                <w:sz w:val="28"/>
+                <w:szCs w:val="28"/>
+                <w:cs/>
+                <w:lang w:bidi="ta-IN"/>
+              </w:rPr>
+              <w:t xml:space="preserve">ந் </w:t>
+            </w:r>
+            <w:r>
+              <w:rPr>
+                <w:rFonts w:ascii="Latha" w:hAnsi="Latha" w:cs="Latha"/>
+                <w:sz w:val="28"/>
+                <w:szCs w:val="28"/>
+                <w:cs/>
+                <w:lang w:bidi="ta-IN"/>
+              </w:rPr>
               <w:lastRenderedPageBreak/>
-              <w:t>ஸோ</w:t>
-            </w:r>
-            <w:r>
-              <w:rPr>
-                <w:rFonts w:ascii="BRH Tamil Tab Extra" w:hAnsi="BRH Tamil Tab Extra" w:cs="Latha"/>
-                <w:b/>
-                <w:sz w:val="32"/>
-                <w:szCs w:val="28"/>
-                <w:lang w:bidi="ta-IN"/>
-              </w:rPr>
-              <w:t>…</w:t>
-            </w:r>
-            <w:r>
-              <w:rPr>
-                <w:rFonts w:ascii="Latha" w:hAnsi="Latha" w:cs="Latha"/>
-                <w:sz w:val="28"/>
-                <w:szCs w:val="28"/>
-                <w:cs/>
-                <w:lang w:bidi="ta-IN"/>
-              </w:rPr>
-              <w:t>மீய</w:t>
-            </w:r>
-            <w:r>
-              <w:rPr>
-                <w:rFonts w:ascii="BRH Tamil Tab Extra" w:hAnsi="BRH Tamil Tab Extra" w:cs="Latha"/>
-                <w:b/>
-                <w:sz w:val="36"/>
-                <w:szCs w:val="28"/>
-                <w:lang w:bidi="ta-IN"/>
-              </w:rPr>
-              <w:t>‡</w:t>
-            </w:r>
-            <w:r>
-              <w:rPr>
-                <w:rFonts w:ascii="Latha" w:hAnsi="Latha" w:cs="Latha"/>
-                <w:sz w:val="28"/>
-                <w:szCs w:val="28"/>
-                <w:cs/>
-                <w:lang w:bidi="ta-IN"/>
-              </w:rPr>
-              <w:t xml:space="preserve">ம் </w:t>
-            </w:r>
-            <w:r>
-              <w:rPr>
-                <w:rFonts w:ascii="Latha" w:hAnsi="Latha" w:cs="Latha"/>
-                <w:sz w:val="28"/>
-                <w:szCs w:val="28"/>
-                <w:lang w:bidi="ta-IN"/>
-              </w:rPr>
-              <w:t xml:space="preserve">| </w:t>
-            </w:r>
-            <w:r>
-              <w:rPr>
-                <w:rFonts w:ascii="Latha" w:hAnsi="Latha" w:cs="Latha"/>
-                <w:sz w:val="28"/>
-                <w:szCs w:val="28"/>
-                <w:cs/>
-                <w:lang w:bidi="ta-IN"/>
-              </w:rPr>
-              <w:t>ஏகா</w:t>
-            </w:r>
-            <w:r>
-              <w:rPr>
-                <w:rFonts w:ascii="BRH Tamil Tab Extra" w:hAnsi="BRH Tamil Tab Extra" w:cs="Latha"/>
-                <w:b/>
-                <w:sz w:val="36"/>
-                <w:szCs w:val="28"/>
-                <w:lang w:bidi="ta-IN"/>
-              </w:rPr>
-              <w:t>†</w:t>
-            </w:r>
-            <w:r>
-              <w:rPr>
-                <w:rFonts w:ascii="Latha" w:hAnsi="Latha" w:cs="Latha"/>
-                <w:sz w:val="28"/>
-                <w:szCs w:val="28"/>
-                <w:cs/>
-                <w:lang w:bidi="ta-IN"/>
-              </w:rPr>
-              <w:t>த</w:t>
-            </w:r>
-            <w:r>
-              <w:rPr>
-                <w:rFonts w:ascii="Latha" w:hAnsi="Latha" w:cs="Latha"/>
-                <w:b/>
-                <w:bCs/>
-                <w:position w:val="-12"/>
-                <w:sz w:val="28"/>
-                <w:szCs w:val="28"/>
-                <w:cs/>
-                <w:lang w:bidi="ta-IN"/>
-              </w:rPr>
-              <w:t>3</w:t>
-            </w:r>
-            <w:r>
-              <w:rPr>
-                <w:rFonts w:ascii="Latha" w:hAnsi="Latha" w:cs="Latha"/>
-                <w:sz w:val="28"/>
-                <w:szCs w:val="28"/>
-                <w:cs/>
-                <w:lang w:bidi="ta-IN"/>
-              </w:rPr>
-              <w:t>ஶகபால</w:t>
-            </w:r>
-            <w:r>
-              <w:rPr>
-                <w:rFonts w:ascii="BRH Tamil Tab Extra" w:hAnsi="BRH Tamil Tab Extra" w:cs="Latha"/>
-                <w:b/>
-                <w:sz w:val="32"/>
-                <w:szCs w:val="28"/>
-                <w:lang w:bidi="ta-IN"/>
-              </w:rPr>
-              <w:t>…</w:t>
-            </w:r>
-            <w:r>
-              <w:rPr>
-                <w:rFonts w:ascii="Latha" w:hAnsi="Latha" w:cs="Latha"/>
-                <w:sz w:val="28"/>
-                <w:szCs w:val="28"/>
-                <w:cs/>
-                <w:lang w:bidi="ta-IN"/>
-              </w:rPr>
-              <w:t>ந் நி</w:t>
+              <w:t>நி</w:t>
             </w:r>
             <w:r>
               <w:rPr>
@@ -5557,7 +5511,6 @@
                 <w:cs/>
                 <w:lang w:bidi="ta-IN"/>
               </w:rPr>
-              <w:lastRenderedPageBreak/>
               <w:t>ஸோ</w:t>
             </w:r>
             <w:r>
@@ -5747,6 +5700,7 @@
                 <w:szCs w:val="32"/>
                 <w:lang w:val="en-IN" w:eastAsia="en-IN" w:bidi="ml-IN"/>
               </w:rPr>
+              <w:lastRenderedPageBreak/>
               <w:t>T.S.1.8.21.1 - Kramam</w:t>
             </w:r>
           </w:p>
@@ -7439,102 +7393,6 @@
         </w:rPr>
         <w:t>===============================</w:t>
       </w:r>
-    </w:p>
-    <w:p>
-      <w:pPr>
-        <w:jc w:val="center"/>
-        <w:rPr>
-          <w:b/>
-          <w:bCs/>
-          <w:sz w:val="32"/>
-          <w:szCs w:val="32"/>
-          <w:u w:val="single"/>
-        </w:rPr>
-      </w:pPr>
-    </w:p>
-    <w:p>
-      <w:pPr>
-        <w:jc w:val="center"/>
-        <w:rPr>
-          <w:b/>
-          <w:bCs/>
-          <w:sz w:val="32"/>
-          <w:szCs w:val="32"/>
-          <w:u w:val="single"/>
-        </w:rPr>
-      </w:pPr>
-    </w:p>
-    <w:p>
-      <w:pPr>
-        <w:jc w:val="center"/>
-        <w:rPr>
-          <w:b/>
-          <w:bCs/>
-          <w:sz w:val="32"/>
-          <w:szCs w:val="32"/>
-          <w:u w:val="single"/>
-        </w:rPr>
-      </w:pPr>
-    </w:p>
-    <w:p>
-      <w:pPr>
-        <w:jc w:val="center"/>
-        <w:rPr>
-          <w:b/>
-          <w:bCs/>
-          <w:sz w:val="32"/>
-          <w:szCs w:val="32"/>
-          <w:u w:val="single"/>
-        </w:rPr>
-      </w:pPr>
-    </w:p>
-    <w:p>
-      <w:pPr>
-        <w:jc w:val="center"/>
-        <w:rPr>
-          <w:b/>
-          <w:bCs/>
-          <w:sz w:val="32"/>
-          <w:szCs w:val="32"/>
-          <w:u w:val="single"/>
-        </w:rPr>
-      </w:pPr>
-    </w:p>
-    <w:p>
-      <w:pPr>
-        <w:jc w:val="center"/>
-        <w:rPr>
-          <w:b/>
-          <w:bCs/>
-          <w:sz w:val="32"/>
-          <w:szCs w:val="32"/>
-          <w:u w:val="single"/>
-        </w:rPr>
-      </w:pPr>
-    </w:p>
-    <w:p>
-      <w:pPr>
-        <w:jc w:val="center"/>
-        <w:rPr>
-          <w:b/>
-          <w:bCs/>
-          <w:sz w:val="32"/>
-          <w:szCs w:val="32"/>
-          <w:u w:val="single"/>
-        </w:rPr>
-      </w:pPr>
-    </w:p>
-    <w:p>
-      <w:pPr>
-        <w:jc w:val="center"/>
-        <w:rPr>
-          <w:b/>
-          <w:bCs/>
-          <w:sz w:val="32"/>
-          <w:szCs w:val="32"/>
-          <w:u w:val="single"/>
-        </w:rPr>
-      </w:pPr>
     </w:p>
     <w:p>
       <w:pPr>
@@ -7686,7 +7544,7 @@
       <w:tr>
         <w:tc>
           <w:tcPr>
-            <w:tcW w:w="3600" w:type="dxa"/>
+            <w:tcW w:w="3315" w:type="dxa"/>
           </w:tcPr>
           <w:p>
             <w:pPr>
@@ -7733,7 +7591,7 @@
         </w:tc>
         <w:tc>
           <w:tcPr>
-            <w:tcW w:w="5310" w:type="dxa"/>
+            <w:tcW w:w="5617" w:type="dxa"/>
           </w:tcPr>
           <w:p>
             <w:pPr>
@@ -7759,7 +7617,7 @@
         </w:tc>
         <w:tc>
           <w:tcPr>
-            <w:tcW w:w="5760" w:type="dxa"/>
+            <w:tcW w:w="5738" w:type="dxa"/>
           </w:tcPr>
           <w:p>
             <w:pPr>
@@ -7788,7 +7646,7 @@
       <w:tr>
         <w:tc>
           <w:tcPr>
-            <w:tcW w:w="3600" w:type="dxa"/>
+            <w:tcW w:w="3315" w:type="dxa"/>
           </w:tcPr>
           <w:p>
             <w:pPr>
@@ -7884,7 +7742,7 @@
         </w:tc>
         <w:tc>
           <w:tcPr>
-            <w:tcW w:w="5310" w:type="dxa"/>
+            <w:tcW w:w="5617" w:type="dxa"/>
           </w:tcPr>
           <w:p>
             <w:pPr>
@@ -8046,7 +7904,7 @@
         </w:tc>
         <w:tc>
           <w:tcPr>
-            <w:tcW w:w="5760" w:type="dxa"/>
+            <w:tcW w:w="5738" w:type="dxa"/>
           </w:tcPr>
           <w:p>
             <w:pPr>
@@ -8210,7 +8068,7 @@
       <w:tr>
         <w:tc>
           <w:tcPr>
-            <w:tcW w:w="3600" w:type="dxa"/>
+            <w:tcW w:w="3315" w:type="dxa"/>
           </w:tcPr>
           <w:p>
             <w:pPr>
@@ -8235,6 +8093,7 @@
                 <w:szCs w:val="28"/>
                 <w:lang w:val="it-IT"/>
               </w:rPr>
+              <w:lastRenderedPageBreak/>
               <w:t xml:space="preserve">TS 1.8.8.1 </w:t>
             </w:r>
             <w:r>
@@ -8287,7 +8146,7 @@
         </w:tc>
         <w:tc>
           <w:tcPr>
-            <w:tcW w:w="5310" w:type="dxa"/>
+            <w:tcW w:w="5617" w:type="dxa"/>
           </w:tcPr>
           <w:p>
             <w:pPr>
@@ -8487,7 +8346,7 @@
         </w:tc>
         <w:tc>
           <w:tcPr>
-            <w:tcW w:w="5760" w:type="dxa"/>
+            <w:tcW w:w="5738" w:type="dxa"/>
           </w:tcPr>
           <w:p>
             <w:pPr>
@@ -8693,7 +8552,7 @@
       <w:tr>
         <w:tc>
           <w:tcPr>
-            <w:tcW w:w="3600" w:type="dxa"/>
+            <w:tcW w:w="3315" w:type="dxa"/>
           </w:tcPr>
           <w:p>
             <w:pPr>
@@ -8794,7 +8653,7 @@
         </w:tc>
         <w:tc>
           <w:tcPr>
-            <w:tcW w:w="5310" w:type="dxa"/>
+            <w:tcW w:w="5617" w:type="dxa"/>
           </w:tcPr>
           <w:p>
             <w:pPr>
@@ -8958,7 +8817,7 @@
         </w:tc>
         <w:tc>
           <w:tcPr>
-            <w:tcW w:w="5760" w:type="dxa"/>
+            <w:tcW w:w="5738" w:type="dxa"/>
           </w:tcPr>
           <w:p>
             <w:pPr>
@@ -9114,7 +8973,7 @@
       <w:tr>
         <w:tc>
           <w:tcPr>
-            <w:tcW w:w="3600" w:type="dxa"/>
+            <w:tcW w:w="3315" w:type="dxa"/>
           </w:tcPr>
           <w:p>
             <w:pPr>
@@ -9191,7 +9050,7 @@
         </w:tc>
         <w:tc>
           <w:tcPr>
-            <w:tcW w:w="5310" w:type="dxa"/>
+            <w:tcW w:w="5617" w:type="dxa"/>
           </w:tcPr>
           <w:p>
             <w:pPr>
@@ -9673,7 +9532,6 @@
                 <w:cs/>
                 <w:lang w:bidi="ta-IN"/>
               </w:rPr>
-              <w:lastRenderedPageBreak/>
               <w:t>ப்ர</w:t>
             </w:r>
             <w:r>
@@ -10001,7 +9859,7 @@
         </w:tc>
         <w:tc>
           <w:tcPr>
-            <w:tcW w:w="5760" w:type="dxa"/>
+            <w:tcW w:w="5738" w:type="dxa"/>
           </w:tcPr>
           <w:p>
             <w:pPr>
@@ -10025,7 +9883,6 @@
                 <w:cs/>
                 <w:lang w:bidi="ta-IN"/>
               </w:rPr>
-              <w:lastRenderedPageBreak/>
               <w:t>த்</w:t>
             </w:r>
             <w:r>
@@ -10494,7 +10351,6 @@
                 <w:cs/>
                 <w:lang w:bidi="ta-IN"/>
               </w:rPr>
-              <w:lastRenderedPageBreak/>
               <w:t>ப்ர</w:t>
             </w:r>
             <w:r>
@@ -10861,7 +10717,7 @@
       <w:tr>
         <w:tc>
           <w:tcPr>
-            <w:tcW w:w="3600" w:type="dxa"/>
+            <w:tcW w:w="3315" w:type="dxa"/>
           </w:tcPr>
           <w:p>
             <w:pPr>
@@ -10893,7 +10749,6 @@
                 <w:szCs w:val="28"/>
                 <w:lang w:val="en-IN" w:eastAsia="en-IN" w:bidi="ml-IN"/>
               </w:rPr>
-              <w:lastRenderedPageBreak/>
               <w:t>T.S.1.8.18.1 - Kramam</w:t>
             </w:r>
           </w:p>
@@ -10963,7 +10818,7 @@
         </w:tc>
         <w:tc>
           <w:tcPr>
-            <w:tcW w:w="5310" w:type="dxa"/>
+            <w:tcW w:w="5617" w:type="dxa"/>
           </w:tcPr>
           <w:p>
             <w:pPr>
@@ -11372,7 +11227,7 @@
         </w:tc>
         <w:tc>
           <w:tcPr>
-            <w:tcW w:w="5760" w:type="dxa"/>
+            <w:tcW w:w="5738" w:type="dxa"/>
           </w:tcPr>
           <w:p>
             <w:pPr>
@@ -11832,7 +11687,7 @@
       <w:tr>
         <w:tc>
           <w:tcPr>
-            <w:tcW w:w="3600" w:type="dxa"/>
+            <w:tcW w:w="3315" w:type="dxa"/>
           </w:tcPr>
           <w:p>
             <w:pPr>
@@ -11953,7 +11808,7 @@
         </w:tc>
         <w:tc>
           <w:tcPr>
-            <w:tcW w:w="5310" w:type="dxa"/>
+            <w:tcW w:w="5617" w:type="dxa"/>
           </w:tcPr>
           <w:p>
             <w:pPr>
@@ -12249,6 +12104,7 @@
                 <w:cs/>
                 <w:lang w:bidi="ta-IN"/>
               </w:rPr>
+              <w:lastRenderedPageBreak/>
               <w:t>மே</w:t>
             </w:r>
             <w:r>
@@ -12327,7 +12183,7 @@
         </w:tc>
         <w:tc>
           <w:tcPr>
-            <w:tcW w:w="5760" w:type="dxa"/>
+            <w:tcW w:w="5738" w:type="dxa"/>
           </w:tcPr>
           <w:p>
             <w:pPr>
@@ -12350,6 +12206,7 @@
                 <w:cs/>
                 <w:lang w:bidi="ta-IN"/>
               </w:rPr>
+              <w:lastRenderedPageBreak/>
               <w:t>ல</w:t>
             </w:r>
             <w:r>
@@ -12651,6 +12508,7 @@
                 <w:cs/>
                 <w:lang w:bidi="ta-IN"/>
               </w:rPr>
+              <w:lastRenderedPageBreak/>
               <w:t>மே</w:t>
             </w:r>
             <w:r>
@@ -12731,7 +12589,7 @@
       <w:tr>
         <w:tc>
           <w:tcPr>
-            <w:tcW w:w="3600" w:type="dxa"/>
+            <w:tcW w:w="3315" w:type="dxa"/>
           </w:tcPr>
           <w:p>
             <w:pPr>
@@ -12763,6 +12621,7 @@
                 <w:szCs w:val="28"/>
                 <w:lang w:val="en-IN" w:eastAsia="en-IN" w:bidi="ml-IN"/>
               </w:rPr>
+              <w:lastRenderedPageBreak/>
               <w:t>T.S.1.8.22.1 - Kramam</w:t>
             </w:r>
           </w:p>
@@ -12833,7 +12692,7 @@
         </w:tc>
         <w:tc>
           <w:tcPr>
-            <w:tcW w:w="5310" w:type="dxa"/>
+            <w:tcW w:w="5617" w:type="dxa"/>
           </w:tcPr>
           <w:p>
             <w:pPr>
@@ -13171,7 +13030,7 @@
         </w:tc>
         <w:tc>
           <w:tcPr>
-            <w:tcW w:w="5760" w:type="dxa"/>
+            <w:tcW w:w="5738" w:type="dxa"/>
           </w:tcPr>
           <w:p>
             <w:pPr>
@@ -13501,7 +13360,7 @@
       <w:tr>
         <w:tc>
           <w:tcPr>
-            <w:tcW w:w="3600" w:type="dxa"/>
+            <w:tcW w:w="3315" w:type="dxa"/>
           </w:tcPr>
           <w:p>
             <w:pPr>
@@ -13603,7 +13462,7 @@
         </w:tc>
         <w:tc>
           <w:tcPr>
-            <w:tcW w:w="5310" w:type="dxa"/>
+            <w:tcW w:w="5617" w:type="dxa"/>
           </w:tcPr>
           <w:p>
             <w:pPr>
@@ -13796,7 +13655,7 @@
         </w:tc>
         <w:tc>
           <w:tcPr>
-            <w:tcW w:w="5760" w:type="dxa"/>
+            <w:tcW w:w="5738" w:type="dxa"/>
           </w:tcPr>
           <w:p>
             <w:pPr>
@@ -13969,6 +13828,28 @@
         </w:tc>
       </w:tr>
     </w:tbl>
+    <w:p>
+      <w:pPr>
+        <w:jc w:val="center"/>
+        <w:rPr>
+          <w:b/>
+          <w:bCs/>
+          <w:sz w:val="32"/>
+          <w:szCs w:val="32"/>
+          <w:u w:val="single"/>
+        </w:rPr>
+      </w:pPr>
+      <w:r>
+        <w:rPr>
+          <w:b/>
+          <w:bCs/>
+          <w:sz w:val="32"/>
+          <w:szCs w:val="32"/>
+          <w:u w:val="single"/>
+        </w:rPr>
+        <w:t>===============================</w:t>
+      </w:r>
+    </w:p>
     <w:p>
       <w:pPr>
         <w:jc w:val="center"/>
